--- a/Kuis.docx
+++ b/Kuis.docx
@@ -1021,6 +1021,15 @@
         </w:tc>
       </w:tr>
     </w:tbl>
+    <w:p>
+      <w:pPr>
+        <w:spacing w:after="0" w:line="360" w:lineRule="auto"/>
+        <w:rPr>
+          <w:rFonts w:ascii="Times New Roman" w:hAnsi="Times New Roman" w:cs="Times New Roman"/>
+          <w:lang w:val="id-ID"/>
+        </w:rPr>
+      </w:pPr>
+    </w:p>
     <w:p>
       <w:pPr>
         <w:spacing w:after="0" w:line="360" w:lineRule="auto"/>
